--- a/docs/content/mapping/mapping_lecture.docx
+++ b/docs/content/mapping/mapping_lecture.docx
@@ -31,7 +31,7 @@
         <w:pStyle w:val="Date"/>
       </w:pPr>
       <w:r>
-        <w:t xml:space="preserve">2026-09-04</w:t>
+        <w:t xml:space="preserve">2026-09-08</w:t>
       </w:r>
     </w:p>
     <w:bookmarkStart w:id="12" w:name="where-we-left-off-factors-joins"/>

--- a/docs/content/mapping/mapping_lecture.docx
+++ b/docs/content/mapping/mapping_lecture.docx
@@ -31,7 +31,7 @@
         <w:pStyle w:val="Date"/>
       </w:pPr>
       <w:r>
-        <w:t xml:space="preserve">2026-09-08</w:t>
+        <w:t xml:space="preserve">2026-09-10</w:t>
       </w:r>
     </w:p>
     <w:bookmarkStart w:id="12" w:name="where-we-left-off-factors-joins"/>

--- a/docs/content/mapping/mapping_lecture.docx
+++ b/docs/content/mapping/mapping_lecture.docx
@@ -31,7 +31,7 @@
         <w:pStyle w:val="Date"/>
       </w:pPr>
       <w:r>
-        <w:t xml:space="preserve">2026-09-10</w:t>
+        <w:t xml:space="preserve">2026-09-14</w:t>
       </w:r>
     </w:p>
     <w:bookmarkStart w:id="12" w:name="where-we-left-off-factors-joins"/>

--- a/docs/content/mapping/mapping_lecture.docx
+++ b/docs/content/mapping/mapping_lecture.docx
@@ -9632,7 +9632,6 @@
         <w:bottom w:color="FF0000" w:space="1" w:sz="8" w:val="single"/>
         <w:right w:color="FF0000" w:space="4" w:sz="8" w:val="single"/>
       </w:pBdr>
-      <w:shd w:color="auto" w:fill="auto" w:val="pct15"/>
       <w:spacing w:after="120" w:before="120"/>
       <w:ind w:left="432" w:right="432"/>
     </w:pPr>
@@ -9653,7 +9652,6 @@
         <w:bottom w:color="auto" w:space="1" w:sz="8" w:val="single"/>
         <w:right w:color="auto" w:space="4" w:sz="8" w:val="single"/>
       </w:pBdr>
-      <w:shd w:color="auto" w:fill="auto" w:val="pct15"/>
       <w:spacing w:after="240" w:before="240"/>
       <w:ind w:left="432" w:right="432"/>
     </w:pPr>
@@ -9668,7 +9666,6 @@
     <w:qFormat/>
     <w:rsid w:val="00771E03"/>
     <w:pPr>
-      <w:shd w:color="auto" w:fill="auto" w:val="pct15"/>
       <w:spacing w:after="240" w:before="240"/>
       <w:ind w:left="432" w:right="432"/>
     </w:pPr>

--- a/docs/content/mapping/mapping_lecture.docx
+++ b/docs/content/mapping/mapping_lecture.docx
@@ -31,7 +31,7 @@
         <w:pStyle w:val="Date"/>
       </w:pPr>
       <w:r>
-        <w:t xml:space="preserve">2026-09-14</w:t>
+        <w:t xml:space="preserve">2026-09-21</w:t>
       </w:r>
     </w:p>
     <w:bookmarkStart w:id="12" w:name="where-we-left-off-factors-joins"/>

--- a/docs/content/mapping/mapping_lecture.docx
+++ b/docs/content/mapping/mapping_lecture.docx
@@ -31,7 +31,7 @@
         <w:pStyle w:val="Date"/>
       </w:pPr>
       <w:r>
-        <w:t xml:space="preserve">2026-09-21</w:t>
+        <w:t xml:space="preserve">2026-09-22</w:t>
       </w:r>
     </w:p>
     <w:bookmarkStart w:id="12" w:name="where-we-left-off-factors-joins"/>

--- a/docs/content/mapping/mapping_lecture.docx
+++ b/docs/content/mapping/mapping_lecture.docx
@@ -31,7 +31,7 @@
         <w:pStyle w:val="Date"/>
       </w:pPr>
       <w:r>
-        <w:t xml:space="preserve">2026-09-22</w:t>
+        <w:t xml:space="preserve">2026-09-23</w:t>
       </w:r>
     </w:p>
     <w:bookmarkStart w:id="12" w:name="where-we-left-off-factors-joins"/>

--- a/docs/content/mapping/mapping_lecture.docx
+++ b/docs/content/mapping/mapping_lecture.docx
@@ -9715,6 +9715,252 @@
       <w:spacing w:after="100"/>
     </w:pPr>
   </w:style>
+  <w:style w:styleId="BodyText" w:type="paragraph">
+    <w:name w:val="Body Text"/>
+    <w:basedOn w:val="Normal"/>
+    <w:link w:val="BodyTextChar"/>
+    <w:qFormat/>
+    <w:pPr>
+      <w:spacing w:after="180" w:before="180"/>
+    </w:pPr>
+  </w:style>
+  <w:style w:customStyle="1" w:styleId="FirstParagraph" w:type="paragraph">
+    <w:name w:val="First Paragraph"/>
+    <w:basedOn w:val="BodyText"/>
+    <w:next w:val="BodyText"/>
+    <w:qFormat/>
+  </w:style>
+  <w:style w:customStyle="1" w:styleId="Compact" w:type="paragraph">
+    <w:name w:val="Compact"/>
+    <w:basedOn w:val="BodyText"/>
+    <w:qFormat/>
+    <w:pPr>
+      <w:spacing w:after="36" w:before="36"/>
+    </w:pPr>
+  </w:style>
+  <w:style w:customStyle="1" w:styleId="Author" w:type="paragraph">
+    <w:name w:val="Author"/>
+    <w:basedOn w:val="Title"/>
+    <w:next w:val="BodyText"/>
+    <w:qFormat/>
+    <w:pPr>
+      <w:keepNext/>
+      <w:keepLines/>
+    </w:pPr>
+    <w:rPr>
+      <w:sz w:val="24"/>
+      <w:szCs w:val="24"/>
+    </w:rPr>
+  </w:style>
+  <w:style w:styleId="Date" w:type="paragraph">
+    <w:name w:val="Date"/>
+    <w:basedOn w:val="Title"/>
+    <w:next w:val="BodyText"/>
+    <w:qFormat/>
+    <w:pPr>
+      <w:keepNext/>
+      <w:keepLines/>
+    </w:pPr>
+    <w:rPr>
+      <w:sz w:val="24"/>
+      <w:szCs w:val="24"/>
+    </w:rPr>
+  </w:style>
+  <w:style w:customStyle="1" w:styleId="AbstractTitle" w:type="paragraph">
+    <w:name w:val="Abstract Title"/>
+    <w:basedOn w:val="Normal"/>
+    <w:next w:val="Abstract"/>
+    <w:qFormat/>
+    <w:pPr>
+      <w:keepNext/>
+      <w:keepLines/>
+      <w:spacing w:after="0" w:before="300"/>
+      <w:jc w:val="center"/>
+    </w:pPr>
+    <w:rPr>
+      <w:b/>
+      <w:sz w:val="20"/>
+      <w:szCs w:val="20"/>
+    </w:rPr>
+  </w:style>
+  <w:style w:customStyle="1" w:styleId="Abstract" w:type="paragraph">
+    <w:name w:val="Abstract"/>
+    <w:basedOn w:val="Normal"/>
+    <w:next w:val="BodyText"/>
+    <w:qFormat/>
+    <w:pPr>
+      <w:keepNext/>
+      <w:keepLines/>
+      <w:spacing w:after="300" w:before="100"/>
+    </w:pPr>
+    <w:rPr>
+      <w:sz w:val="20"/>
+      <w:szCs w:val="20"/>
+    </w:rPr>
+  </w:style>
+  <w:style w:styleId="Bibliography" w:type="paragraph">
+    <w:name w:val="Bibliography"/>
+    <w:basedOn w:val="Normal"/>
+    <w:next w:val="Bibliography"/>
+    <w:qFormat/>
+    <w:pPr/>
+    <w:rPr/>
+  </w:style>
+  <w:style w:styleId="BlockText" w:type="paragraph">
+    <w:name w:val="Block Text"/>
+    <w:basedOn w:val="BodyText"/>
+    <w:next w:val="BodyText"/>
+    <w:uiPriority w:val="9"/>
+    <w:unhideWhenUsed/>
+    <w:qFormat/>
+    <w:pPr>
+      <w:spacing w:after="100" w:before="100"/>
+      <w:ind w:firstLine="0" w:left="480" w:right="480"/>
+    </w:pPr>
+  </w:style>
+  <w:style w:styleId="FootnoteText" w:type="paragraph">
+    <w:name w:val="Footnote Text"/>
+    <w:basedOn w:val="Normal"/>
+    <w:next w:val="FootnoteText"/>
+    <w:uiPriority w:val="9"/>
+    <w:unhideWhenUsed/>
+    <w:qFormat/>
+  </w:style>
+  <w:style w:styleId="FootnoteBlockText" w:type="paragraph">
+    <w:name w:val="Footnote Block Text"/>
+    <w:basedOn w:val="FootnoteText"/>
+    <w:next w:val="FootnoteText"/>
+    <w:uiPriority w:val="9"/>
+    <w:unhideWhenUsed/>
+    <w:qFormat/>
+    <w:pPr>
+      <w:spacing w:after="100" w:before="100"/>
+      <w:ind w:firstLine="0" w:left="480" w:right="480"/>
+    </w:pPr>
+  </w:style>
+  <w:style w:styleId="Table" w:type="table">
+    <w:name w:val="Table"/>
+    <w:basedOn w:val="TableNormal"/>
+    <w:semiHidden/>
+    <w:unhideWhenUsed/>
+    <w:qFormat/>
+    <w:tblPr>
+      <w:tblInd w:type="dxa" w:w="0"/>
+      <w:tblCellMar>
+        <w:top w:type="dxa" w:w="0"/>
+        <w:left w:type="dxa" w:w="108"/>
+        <w:bottom w:type="dxa" w:w="0"/>
+        <w:right w:type="dxa" w:w="108"/>
+      </w:tblCellMar>
+    </w:tblPr>
+    <w:tblStylePr w:type="firstRow">
+      <w:tcPr>
+        <w:tcBorders>
+          <w:bottom w:val="single"/>
+        </w:tcBorders>
+        <w:vAlign w:val="bottom"/>
+      </w:tcPr>
+    </w:tblStylePr>
+  </w:style>
+  <w:style w:customStyle="1" w:styleId="DefinitionTerm" w:type="paragraph">
+    <w:name w:val="Definition Term"/>
+    <w:basedOn w:val="Normal"/>
+    <w:next w:val="Definition"/>
+    <w:pPr>
+      <w:keepNext/>
+      <w:keepLines/>
+      <w:spacing w:after="0"/>
+    </w:pPr>
+    <w:rPr>
+      <w:b/>
+    </w:rPr>
+  </w:style>
+  <w:style w:customStyle="1" w:styleId="Definition" w:type="paragraph">
+    <w:name w:val="Definition"/>
+    <w:basedOn w:val="Normal"/>
+  </w:style>
+  <w:style w:styleId="Caption" w:type="paragraph">
+    <w:name w:val="Caption"/>
+    <w:basedOn w:val="Normal"/>
+    <w:link w:val="BodyTextChar"/>
+    <w:pPr>
+      <w:spacing w:after="120" w:before="0"/>
+    </w:pPr>
+    <w:rPr>
+      <w:i/>
+    </w:rPr>
+  </w:style>
+  <w:style w:customStyle="1" w:styleId="TableCaption" w:type="paragraph">
+    <w:name w:val="Table Caption"/>
+    <w:basedOn w:val="Caption"/>
+    <w:pPr>
+      <w:keepNext/>
+    </w:pPr>
+  </w:style>
+  <w:style w:customStyle="1" w:styleId="ImageCaption" w:type="paragraph">
+    <w:name w:val="Image Caption"/>
+    <w:basedOn w:val="Caption"/>
+  </w:style>
+  <w:style w:customStyle="1" w:styleId="Figure" w:type="paragraph">
+    <w:name w:val="Figure"/>
+    <w:basedOn w:val="Normal"/>
+  </w:style>
+  <w:style w:customStyle="1" w:styleId="CaptionedFigure" w:type="paragraph">
+    <w:name w:val="Captioned Figure"/>
+    <w:basedOn w:val="Figure"/>
+    <w:pPr>
+      <w:keepNext/>
+    </w:pPr>
+  </w:style>
+  <w:style w:customStyle="1" w:styleId="BodyTextChar" w:type="character">
+    <w:name w:val="Body Text Char"/>
+    <w:basedOn w:val="DefaultParagraphFont"/>
+    <w:link w:val="BodyText"/>
+  </w:style>
+  <w:style w:customStyle="1" w:styleId="VerbatimChar" w:type="character">
+    <w:name w:val="Verbatim Char"/>
+    <w:basedOn w:val="BodyTextChar"/>
+    <w:rPr>
+      <w:rFonts w:ascii="Consolas" w:hAnsi="Consolas"/>
+      <w:sz w:val="22"/>
+    </w:rPr>
+  </w:style>
+  <w:style w:customStyle="1" w:styleId="SectionNumber" w:type="character">
+    <w:name w:val="Section Number"/>
+    <w:basedOn w:val="BodyTextChar"/>
+  </w:style>
+  <w:style w:styleId="FootnoteReference" w:type="character">
+    <w:name w:val="Footnote Reference"/>
+    <w:basedOn w:val="BodyTextChar"/>
+    <w:rPr>
+      <w:vertAlign w:val="superscript"/>
+    </w:rPr>
+  </w:style>
+  <w:style w:styleId="Hyperlink" w:type="character">
+    <w:name w:val="Hyperlink"/>
+    <w:basedOn w:val="BodyTextChar"/>
+    <w:rPr>
+      <w:color w:themeColor="accent1" w:val="4F81BD"/>
+    </w:rPr>
+  </w:style>
+  <w:style w:styleId="TOCHeading" w:type="paragraph">
+    <w:name w:val="TOC Heading"/>
+    <w:basedOn w:val="Heading1"/>
+    <w:next w:val="BodyText"/>
+    <w:uiPriority w:val="39"/>
+    <w:unhideWhenUsed/>
+    <w:qFormat/>
+    <w:pPr>
+      <w:spacing w:before="240" w:line="259" w:lineRule="auto"/>
+      <w:outlineLvl w:val="9"/>
+    </w:pPr>
+    <w:rPr>
+      <w:rFonts w:asciiTheme="majorHAnsi" w:cstheme="majorBidi" w:eastAsiaTheme="majorEastAsia" w:hAnsiTheme="majorHAnsi"/>
+      <w:b w:val="0"/>
+      <w:bCs w:val="0"/>
+      <w:color w:themeColor="accent1" w:themeShade="BF" w:val="365F91"/>
+    </w:rPr>
+  </w:style>
   <w:style w:type="character" w:customStyle="1" w:styleId="KeywordTok">
     <w:name w:val="KeywordTok"/>
     <w:basedOn w:val="VerbatimChar"/>

--- a/docs/content/mapping/mapping_lecture.docx
+++ b/docs/content/mapping/mapping_lecture.docx
@@ -8299,7 +8299,7 @@
     <w:bookmarkEnd w:id="83"/>
     <w:sectPr>
       <w:pgSz w:h="15840" w:w="12240"/>
-      <w:pgMar w:bottom="1440" w:footer="720" w:gutter="0" w:header="720" w:left="1440" w:right="1440" w:top="1440"/>
+      <w:pgMar w:bottom="720" w:footer="432" w:gutter="0" w:header="432" w:left="720" w:right="1008" w:top="720"/>
       <w:cols w:space="720"/>
       <w:docGrid w:linePitch="360"/>
     </w:sectPr>
@@ -8714,7 +8714,11 @@
         <w14:ligatures w14:val="standardContextual"/>
       </w:rPr>
     </w:rPrDefault>
-    <w:pPrDefault/>
+    <w:pPrDefault>
+      <w:pPr>
+        <w:spacing w:after="0" w:before="0" w:line="240" w:lineRule="auto"/>
+      </w:pPr>
+    </w:pPrDefault>
   </w:docDefaults>
   <w:latentStyles w:count="376" w:defLockedState="0" w:defQFormat="0" w:defSemiHidden="0" w:defUIPriority="99" w:defUnhideWhenUsed="0">
     <w:lsdException w:name="Normal" w:qFormat="1" w:uiPriority="0"/>
@@ -9514,7 +9518,7 @@
     <w:qFormat/>
     <w:rsid w:val="00AF5CF1"/>
     <w:pPr>
-      <w:spacing w:after="160" w:before="160"/>
+      <w:spacing w:after="0" w:before="0"/>
       <w:jc w:val="center"/>
     </w:pPr>
     <w:rPr>
@@ -9632,7 +9636,7 @@
         <w:bottom w:color="FF0000" w:space="1" w:sz="8" w:val="single"/>
         <w:right w:color="FF0000" w:space="4" w:sz="8" w:val="single"/>
       </w:pBdr>
-      <w:spacing w:after="120" w:before="120"/>
+      <w:spacing w:after="40" w:before="40"/>
       <w:ind w:left="432" w:right="432"/>
     </w:pPr>
     <w:rPr>
@@ -9652,7 +9656,7 @@
         <w:bottom w:color="auto" w:space="1" w:sz="8" w:val="single"/>
         <w:right w:color="auto" w:space="4" w:sz="8" w:val="single"/>
       </w:pBdr>
-      <w:spacing w:after="240" w:before="240"/>
+      <w:spacing w:after="40" w:before="40"/>
       <w:ind w:left="432" w:right="432"/>
     </w:pPr>
     <w:rPr>
@@ -9666,7 +9670,7 @@
     <w:qFormat/>
     <w:rsid w:val="00771E03"/>
     <w:pPr>
-      <w:spacing w:after="240" w:before="240"/>
+      <w:spacing w:after="40" w:before="40"/>
       <w:ind w:left="432" w:right="432"/>
     </w:pPr>
     <w:rPr>
@@ -9712,7 +9716,7 @@
     <w:unhideWhenUsed/>
     <w:rsid w:val="00322D32"/>
     <w:pPr>
-      <w:spacing w:after="100"/>
+      <w:spacing w:after="0" w:before="0"/>
     </w:pPr>
   </w:style>
   <w:style w:styleId="BodyText" w:type="paragraph">
@@ -9721,7 +9725,7 @@
     <w:link w:val="BodyTextChar"/>
     <w:qFormat/>
     <w:pPr>
-      <w:spacing w:after="180" w:before="180"/>
+      <w:spacing w:after="0" w:before="0"/>
     </w:pPr>
   </w:style>
   <w:style w:customStyle="1" w:styleId="FirstParagraph" w:type="paragraph">
@@ -9729,13 +9733,16 @@
     <w:basedOn w:val="BodyText"/>
     <w:next w:val="BodyText"/>
     <w:qFormat/>
+    <w:pPr>
+      <w:spacing w:after="0" w:before="0"/>
+    </w:pPr>
   </w:style>
   <w:style w:customStyle="1" w:styleId="Compact" w:type="paragraph">
     <w:name w:val="Compact"/>
     <w:basedOn w:val="BodyText"/>
     <w:qFormat/>
     <w:pPr>
-      <w:spacing w:after="36" w:before="36"/>
+      <w:spacing w:after="0" w:before="0"/>
     </w:pPr>
   </w:style>
   <w:style w:customStyle="1" w:styleId="Author" w:type="paragraph">
@@ -9814,7 +9821,7 @@
     <w:unhideWhenUsed/>
     <w:qFormat/>
     <w:pPr>
-      <w:spacing w:after="100" w:before="100"/>
+      <w:spacing w:after="0" w:before="0"/>
       <w:ind w:firstLine="0" w:left="480" w:right="480"/>
     </w:pPr>
   </w:style>
@@ -9884,7 +9891,7 @@
     <w:basedOn w:val="Normal"/>
     <w:link w:val="BodyTextChar"/>
     <w:pPr>
-      <w:spacing w:after="120" w:before="0"/>
+      <w:spacing w:after="0" w:before="0"/>
     </w:pPr>
     <w:rPr>
       <w:i/>
@@ -9894,21 +9901,29 @@
     <w:name w:val="Table Caption"/>
     <w:basedOn w:val="Caption"/>
     <w:pPr>
+      <w:spacing w:after="0" w:before="0"/>
       <w:keepNext/>
     </w:pPr>
   </w:style>
   <w:style w:customStyle="1" w:styleId="ImageCaption" w:type="paragraph">
     <w:name w:val="Image Caption"/>
     <w:basedOn w:val="Caption"/>
+    <w:pPr>
+      <w:spacing w:after="0" w:before="0"/>
+    </w:pPr>
   </w:style>
   <w:style w:customStyle="1" w:styleId="Figure" w:type="paragraph">
     <w:name w:val="Figure"/>
     <w:basedOn w:val="Normal"/>
+    <w:pPr>
+      <w:spacing w:after="0" w:before="0"/>
+    </w:pPr>
   </w:style>
   <w:style w:customStyle="1" w:styleId="CaptionedFigure" w:type="paragraph">
     <w:name w:val="Captioned Figure"/>
     <w:basedOn w:val="Figure"/>
     <w:pPr>
+      <w:spacing w:after="0" w:before="0"/>
       <w:keepNext/>
     </w:pPr>
   </w:style>
@@ -9921,8 +9936,8 @@
     <w:name w:val="Verbatim Char"/>
     <w:basedOn w:val="BodyTextChar"/>
     <w:rPr>
-      <w:rFonts w:ascii="Consolas" w:hAnsi="Consolas"/>
-      <w:sz w:val="22"/>
+      <w:rFonts w:ascii="Courier New" w:cs="Courier New" w:hAnsi="Courier New"/>
+      <w:sz w:val="20"/>
     </w:rPr>
   </w:style>
   <w:style w:customStyle="1" w:styleId="SectionNumber" w:type="character">

--- a/docs/content/mapping/mapping_lecture.docx
+++ b/docs/content/mapping/mapping_lecture.docx
@@ -1722,10 +1722,13 @@
         <w:t xml:space="preserve">%&gt;%</w:t>
       </w:r>
       <w:r>
-        <w:rPr>
-          <w:rStyle w:val="NormalTok"/>
-        </w:rPr>
-        <w:t xml:space="preserve"> </w:t>
+        <w:br/>
+      </w:r>
+      <w:r>
+        <w:rPr>
+          <w:rStyle w:val="NormalTok"/>
+        </w:rPr>
+        <w:t xml:space="preserve">  </w:t>
       </w:r>
       <w:r>
         <w:rPr>
@@ -1746,10 +1749,13 @@
         <w:t xml:space="preserve">%&gt;%</w:t>
       </w:r>
       <w:r>
-        <w:rPr>
-          <w:rStyle w:val="NormalTok"/>
-        </w:rPr>
-        <w:t xml:space="preserve"> </w:t>
+        <w:br/>
+      </w:r>
+      <w:r>
+        <w:rPr>
+          <w:rStyle w:val="NormalTok"/>
+        </w:rPr>
+        <w:t xml:space="preserve">  </w:t>
       </w:r>
       <w:r>
         <w:rPr>
@@ -1781,7 +1787,7 @@
         <w:rPr>
           <w:rStyle w:val="VerbatimChar"/>
         </w:rPr>
-        <w:t xml:space="preserve">  title                                  state latitude longitude classification</w:t>
+        <w:t xml:space="preserve">  title                   state latitude longitude classification</w:t>
       </w:r>
       <w:r>
         <w:br/>
@@ -1790,7 +1796,7 @@
         <w:rPr>
           <w:rStyle w:val="VerbatimChar"/>
         </w:rPr>
-        <w:t xml:space="preserve">  &lt;chr&gt;                                  &lt;chr&gt;    &lt;dbl&gt;     &lt;dbl&gt; &lt;chr&gt;         </w:t>
+        <w:t xml:space="preserve">  &lt;chr&gt;                   &lt;chr&gt;    &lt;dbl&gt;     &lt;dbl&gt; &lt;chr&gt;         </w:t>
       </w:r>
       <w:r>
         <w:br/>
@@ -1799,7 +1805,7 @@
         <w:rPr>
           <w:rStyle w:val="VerbatimChar"/>
         </w:rPr>
-        <w:t xml:space="preserve">1 &lt;NA&gt;                                   Alab…     NA        NA   Class B       </w:t>
+        <w:t xml:space="preserve">1 &lt;NA&gt;                    Alab…     NA        NA   Class B       </w:t>
       </w:r>
       <w:r>
         <w:br/>
@@ -1808,7 +1814,7 @@
         <w:rPr>
           <w:rStyle w:val="VerbatimChar"/>
         </w:rPr>
-        <w:t xml:space="preserve">2 &lt;NA&gt;                                   Alas…     NA        NA   Class A       </w:t>
+        <w:t xml:space="preserve">2 &lt;NA&gt;                    Alas…     NA        NA   Class A       </w:t>
       </w:r>
       <w:r>
         <w:br/>
@@ -1817,7 +1823,7 @@
         <w:rPr>
           <w:rStyle w:val="VerbatimChar"/>
         </w:rPr>
-        <w:t xml:space="preserve">3 Report 6496: Bicycling student has ni… Rhod…     41.4     -71.5 Class A       </w:t>
+        <w:t xml:space="preserve">3 Report 6496: Bicycling… Rhod…     41.4     -71.5 Class A       </w:t>
       </w:r>
       <w:r>
         <w:br/>
@@ -1826,7 +1832,7 @@
         <w:rPr>
           <w:rStyle w:val="VerbatimChar"/>
         </w:rPr>
-        <w:t xml:space="preserve">4 &lt;NA&gt;                                   Penn…     NA        NA   Class B       </w:t>
+        <w:t xml:space="preserve">4 &lt;NA&gt;                    Penn…     NA        NA   Class B       </w:t>
       </w:r>
       <w:r>
         <w:br/>
@@ -1835,7 +1841,7 @@
         <w:rPr>
           <w:rStyle w:val="VerbatimChar"/>
         </w:rPr>
-        <w:t xml:space="preserve">5 &lt;NA&gt;                                   Oreg…     NA        NA   Class B       </w:t>
+        <w:t xml:space="preserve">5 &lt;NA&gt;                    Oreg…     NA        NA   Class B       </w:t>
       </w:r>
       <w:r>
         <w:br/>
@@ -1844,7 +1850,7 @@
         <w:rPr>
           <w:rStyle w:val="VerbatimChar"/>
         </w:rPr>
-        <w:t xml:space="preserve">6 Report 9765: Motorist and children ha… Okla…     35.3     -99.2 Class A       </w:t>
+        <w:t xml:space="preserve">6 Report 9765: Motorist … Okla…     35.3     -99.2 Class A       </w:t>
       </w:r>
     </w:p>
     <w:p>
@@ -5334,6 +5340,21 @@
       </w:r>
       <w:r>
         <w:rPr>
+          <w:rStyle w:val="CommentTok"/>
+        </w:rPr>
+        <w:t xml:space="preserve"># "Washington" vs "washington"</w:t>
+      </w:r>
+      <w:r>
+        <w:br/>
+      </w:r>
+      <w:r>
+        <w:rPr>
+          <w:rStyle w:val="NormalTok"/>
+        </w:rPr>
+        <w:t xml:space="preserve">  </w:t>
+      </w:r>
+      <w:r>
+        <w:rPr>
           <w:rStyle w:val="FunctionTok"/>
         </w:rPr>
         <w:t xml:space="preserve">left_join</w:t>
@@ -5378,13 +5399,7 @@
         <w:rPr>
           <w:rStyle w:val="NormalTok"/>
         </w:rPr>
-        <w:t xml:space="preserve">)  </w:t>
-      </w:r>
-      <w:r>
-        <w:rPr>
-          <w:rStyle w:val="CommentTok"/>
-        </w:rPr>
-        <w:t xml:space="preserve"># "Washington" vs "washington"</w:t>
+        <w:t xml:space="preserve">)</w:t>
       </w:r>
     </w:p>
     <w:p>
@@ -5729,6 +5744,21 @@
       </w:r>
       <w:r>
         <w:rPr>
+          <w:rStyle w:val="CommentTok"/>
+        </w:rPr>
+        <w:t xml:space="preserve"># drop ":north" etc.</w:t>
+      </w:r>
+      <w:r>
+        <w:br/>
+      </w:r>
+      <w:r>
+        <w:rPr>
+          <w:rStyle w:val="NormalTok"/>
+        </w:rPr>
+        <w:t xml:space="preserve">  </w:t>
+      </w:r>
+      <w:r>
+        <w:rPr>
           <w:rStyle w:val="FunctionTok"/>
         </w:rPr>
         <w:t xml:space="preserve">mutate</w:t>
@@ -5782,18 +5812,6 @@
         <w:t xml:space="preserve">%&gt;%</w:t>
       </w:r>
       <w:r>
-        <w:rPr>
-          <w:rStyle w:val="NormalTok"/>
-        </w:rPr>
-        <w:t xml:space="preserve">   </w:t>
-      </w:r>
-      <w:r>
-        <w:rPr>
-          <w:rStyle w:val="CommentTok"/>
-        </w:rPr>
-        <w:t xml:space="preserve"># drop ":north" etc.</w:t>
-      </w:r>
-      <w:r>
         <w:br/>
       </w:r>
       <w:r>
@@ -6061,7 +6079,16 @@
         <w:rPr>
           <w:rStyle w:val="NormalTok"/>
         </w:rPr>
-        <w:t xml:space="preserve">, </w:t>
+        <w:t xml:space="preserve">,</w:t>
+      </w:r>
+      <w:r>
+        <w:br/>
+      </w:r>
+      <w:r>
+        <w:rPr>
+          <w:rStyle w:val="NormalTok"/>
+        </w:rPr>
+        <w:t xml:space="preserve">       </w:t>
       </w:r>
       <w:r>
         <w:rPr>

--- a/docs/content/mapping/mapping_lecture.docx
+++ b/docs/content/mapping/mapping_lecture.docx
@@ -31,7 +31,7 @@
         <w:pStyle w:val="Date"/>
       </w:pPr>
       <w:r>
-        <w:t xml:space="preserve">2026-09-23</w:t>
+        <w:t xml:space="preserve">2026-09-24</w:t>
       </w:r>
     </w:p>
     <w:bookmarkStart w:id="12" w:name="where-we-left-off-factors-joins"/>

--- a/docs/content/mapping/mapping_lecture.docx
+++ b/docs/content/mapping/mapping_lecture.docx
@@ -31,7 +31,7 @@
         <w:pStyle w:val="Date"/>
       </w:pPr>
       <w:r>
-        <w:t xml:space="preserve">2026-09-24</w:t>
+        <w:t xml:space="preserve">2026-09-29</w:t>
       </w:r>
     </w:p>
     <w:bookmarkStart w:id="12" w:name="where-we-left-off-factors-joins"/>

--- a/docs/content/mapping/mapping_lecture.docx
+++ b/docs/content/mapping/mapping_lecture.docx
@@ -31,7 +31,7 @@
         <w:pStyle w:val="Date"/>
       </w:pPr>
       <w:r>
-        <w:t xml:space="preserve">2026-09-29</w:t>
+        <w:t xml:space="preserve">2026-10-01</w:t>
       </w:r>
     </w:p>
     <w:bookmarkStart w:id="12" w:name="where-we-left-off-factors-joins"/>

--- a/docs/content/mapping/mapping_lecture.docx
+++ b/docs/content/mapping/mapping_lecture.docx
@@ -31,7 +31,7 @@
         <w:pStyle w:val="Date"/>
       </w:pPr>
       <w:r>
-        <w:t xml:space="preserve">2026-10-01</w:t>
+        <w:t xml:space="preserve">2026-10-05</w:t>
       </w:r>
     </w:p>
     <w:bookmarkStart w:id="12" w:name="where-we-left-off-factors-joins"/>
@@ -158,7 +158,7 @@
                     <a:graphicData uri="http://schemas.openxmlformats.org/drawingml/2006/picture">
                       <pic:pic>
                         <pic:nvPicPr>
-                          <pic:cNvPr descr="/Applications/Positron.app/Contents/Resources/app/quarto/share/formats/docx/note.png" id="11" name="Picture"/>
+                          <pic:cNvPr descr="/opt/quarto/share/formats/docx/note.png" id="11" name="Picture"/>
                           <pic:cNvPicPr>
                             <a:picLocks noChangeArrowheads="1" noChangeAspect="1"/>
                           </pic:cNvPicPr>
@@ -682,7 +682,7 @@
                     <a:graphicData uri="http://schemas.openxmlformats.org/drawingml/2006/picture">
                       <pic:pic>
                         <pic:nvPicPr>
-                          <pic:cNvPr descr="/Applications/Positron.app/Contents/Resources/app/quarto/share/formats/docx/tip.png" id="17" name="Picture"/>
+                          <pic:cNvPr descr="/opt/quarto/share/formats/docx/tip.png" id="17" name="Picture"/>
                           <pic:cNvPicPr>
                             <a:picLocks noChangeArrowheads="1" noChangeAspect="1"/>
                           </pic:cNvPicPr>
@@ -949,7 +949,7 @@
                     <a:graphicData uri="http://schemas.openxmlformats.org/drawingml/2006/picture">
                       <pic:pic>
                         <pic:nvPicPr>
-                          <pic:cNvPr descr="/Applications/Positron.app/Contents/Resources/app/quarto/share/formats/docx/note.png" id="20" name="Picture"/>
+                          <pic:cNvPr descr="/opt/quarto/share/formats/docx/note.png" id="20" name="Picture"/>
                           <pic:cNvPicPr>
                             <a:picLocks noChangeArrowheads="1" noChangeAspect="1"/>
                           </pic:cNvPicPr>
@@ -1028,7 +1028,7 @@
               </w:numPr>
             </w:pPr>
             <w:r>
-              <w:t xml:space="preserve">A choropleth is easy to accept at face value once it’s drawn — naming the state you expect to be darkest</w:t>
+              <w:t xml:space="preserve">Naming the state you expect to be darkest</w:t>
             </w:r>
             <w:r>
               <w:t xml:space="preserve"> </w:t>
@@ -1044,7 +1044,7 @@
               <w:t xml:space="preserve"> </w:t>
             </w:r>
             <w:r>
-              <w:t xml:space="preserve">rendering it is what makes you actually look at the result instead of just admiring it.</w:t>
+              <w:t xml:space="preserve">it renders is what makes you look at the result instead of admiring it.</w:t>
             </w:r>
           </w:p>
           <w:p>
@@ -1080,22 +1080,7 @@
               <w:t xml:space="preserve"> </w:t>
             </w:r>
             <w:r>
-              <w:t xml:space="preserve">are new syntax with a specific argument order; typing them yourself is what keeps</w:t>
-            </w:r>
-            <w:r>
-              <w:t xml:space="preserve"> </w:t>
-            </w:r>
-            <w:r>
-              <w:rPr>
-                <w:rStyle w:val="VerbatimChar"/>
-              </w:rPr>
-              <w:t xml:space="preserve">coords = c("longitude", "latitude")</w:t>
-            </w:r>
-            <w:r>
-              <w:t xml:space="preserve"> </w:t>
-            </w:r>
-            <w:r>
-              <w:t xml:space="preserve">from becoming a copy-paste habit you never really learned.</w:t>
+              <w:t xml:space="preserve">have a specific argument order — typing them is what makes it stick.</w:t>
             </w:r>
           </w:p>
           <w:p>
@@ -1107,7 +1092,7 @@
               </w:numPr>
             </w:pPr>
             <w:r>
-              <w:t xml:space="preserve">Spatial objects, basemaps, joins, and projections each get their own chunk so a CRS mismatch doesn’t get confused with a join-key mismatch later.</w:t>
+              <w:t xml:space="preserve">Spatial objects, basemaps, joins and projections each get their own chunk, so a CRS mismatch doesn’t get confused with a join-key mismatch.</w:t>
             </w:r>
           </w:p>
           <w:p/>
@@ -1213,7 +1198,7 @@
                     <a:graphicData uri="http://schemas.openxmlformats.org/drawingml/2006/picture">
                       <pic:pic>
                         <pic:nvPicPr>
-                          <pic:cNvPr descr="/Applications/Positron.app/Contents/Resources/app/quarto/share/formats/docx/tip.png" id="23" name="Picture"/>
+                          <pic:cNvPr descr="/opt/quarto/share/formats/docx/tip.png" id="23" name="Picture"/>
                           <pic:cNvPicPr>
                             <a:picLocks noChangeArrowheads="1" noChangeAspect="1"/>
                           </pic:cNvPicPr>
@@ -1447,7 +1432,7 @@
                     <a:graphicData uri="http://schemas.openxmlformats.org/drawingml/2006/picture">
                       <pic:pic>
                         <pic:nvPicPr>
-                          <pic:cNvPr descr="/Applications/Positron.app/Contents/Resources/app/quarto/share/formats/docx/note.png" id="26" name="Picture"/>
+                          <pic:cNvPr descr="/opt/quarto/share/formats/docx/note.png" id="26" name="Picture"/>
                           <pic:cNvPicPr>
                             <a:picLocks noChangeArrowheads="1" noChangeAspect="1"/>
                           </pic:cNvPicPr>
@@ -2390,7 +2375,7 @@
                     <a:graphicData uri="http://schemas.openxmlformats.org/drawingml/2006/picture">
                       <pic:pic>
                         <pic:nvPicPr>
-                          <pic:cNvPr descr="/Applications/Positron.app/Contents/Resources/app/quarto/share/formats/docx/warning.png" id="31" name="Picture"/>
+                          <pic:cNvPr descr="/opt/quarto/share/formats/docx/warning.png" id="31" name="Picture"/>
                           <pic:cNvPicPr>
                             <a:picLocks noChangeArrowheads="1" noChangeAspect="1"/>
                           </pic:cNvPicPr>
@@ -2575,7 +2560,7 @@
                     <a:graphicData uri="http://schemas.openxmlformats.org/drawingml/2006/picture">
                       <pic:pic>
                         <pic:nvPicPr>
-                          <pic:cNvPr descr="/Applications/Positron.app/Contents/Resources/app/quarto/share/formats/docx/note.png" id="34" name="Picture"/>
+                          <pic:cNvPr descr="/opt/quarto/share/formats/docx/note.png" id="34" name="Picture"/>
                           <pic:cNvPicPr>
                             <a:picLocks noChangeArrowheads="1" noChangeAspect="1"/>
                           </pic:cNvPicPr>
@@ -2648,7 +2633,7 @@
               <w:t xml:space="preserve"> </w:t>
             </w:r>
             <w:r>
-              <w:t xml:space="preserve">We’re about to turn ~4,600 rows of lat/long into points and plot them with</w:t>
+              <w:t xml:space="preserve">~4,600 rows of lat/long, plotted with</w:t>
             </w:r>
             <w:r>
               <w:t xml:space="preserve"> </w:t>
@@ -2661,7 +2646,7 @@
               <w:t xml:space="preserve">no basemap</w:t>
             </w:r>
             <w:r>
-              <w:t xml:space="preserve">. What shape do you think the cloud of points will make?</w:t>
+              <w:t xml:space="preserve">. What shape will the cloud of points make?</w:t>
             </w:r>
           </w:p>
           <w:p/>
@@ -2935,7 +2920,7 @@
       <w:r>
         <w:drawing>
           <wp:inline>
-            <wp:extent cx="2286000" cy="2286000"/>
+            <wp:extent cx="2286000" cy="2209800"/>
             <wp:effectExtent b="0" l="0" r="0" t="0"/>
             <wp:docPr descr="" title="" id="36" name="Picture"/>
             <a:graphic>
@@ -2956,7 +2941,7 @@
                   <pic:spPr bwMode="auto">
                     <a:xfrm>
                       <a:off x="0" y="0"/>
-                      <a:ext cx="2286000" cy="2286000"/>
+                      <a:ext cx="2286000" cy="2209800"/>
                     </a:xfrm>
                     <a:prstGeom prst="rect">
                       <a:avLst/>
@@ -3185,7 +3170,7 @@
                     <a:graphicData uri="http://schemas.openxmlformats.org/drawingml/2006/picture">
                       <pic:pic>
                         <pic:nvPicPr>
-                          <pic:cNvPr descr="/Applications/Positron.app/Contents/Resources/app/quarto/share/formats/docx/tip.png" id="41" name="Picture"/>
+                          <pic:cNvPr descr="/opt/quarto/share/formats/docx/tip.png" id="41" name="Picture"/>
                           <pic:cNvPicPr>
                             <a:picLocks noChangeArrowheads="1" noChangeAspect="1"/>
                           </pic:cNvPicPr>
@@ -3703,7 +3688,7 @@
                     <a:graphicData uri="http://schemas.openxmlformats.org/drawingml/2006/picture">
                       <pic:pic>
                         <pic:nvPicPr>
-                          <pic:cNvPr descr="/Applications/Positron.app/Contents/Resources/app/quarto/share/formats/docx/note.png" id="44" name="Picture"/>
+                          <pic:cNvPr descr="/opt/quarto/share/formats/docx/note.png" id="44" name="Picture"/>
                           <pic:cNvPicPr>
                             <a:picLocks noChangeArrowheads="1" noChangeAspect="1"/>
                           </pic:cNvPicPr>
@@ -3844,7 +3829,7 @@
                     <a:graphicData uri="http://schemas.openxmlformats.org/drawingml/2006/picture">
                       <pic:pic>
                         <pic:nvPicPr>
-                          <pic:cNvPr descr="/Applications/Positron.app/Contents/Resources/app/quarto/share/formats/docx/note.png" id="47" name="Picture"/>
+                          <pic:cNvPr descr="/opt/quarto/share/formats/docx/note.png" id="47" name="Picture"/>
                           <pic:cNvPicPr>
                             <a:picLocks noChangeArrowheads="1" noChangeAspect="1"/>
                           </pic:cNvPicPr>
@@ -3917,7 +3902,7 @@
               <w:t xml:space="preserve"> </w:t>
             </w:r>
             <w:r>
-              <w:t xml:space="preserve">Where do you expect the densest cluster of sightings — the Pacific Northwest, the Southeast, the Plains? Commit before it draws.</w:t>
+              <w:t xml:space="preserve">Densest cluster — Pacific Northwest, Southeast, or Plains? Commit before it draws.</w:t>
             </w:r>
           </w:p>
           <w:p/>
@@ -4275,7 +4260,7 @@
       <w:r>
         <w:drawing>
           <wp:inline>
-            <wp:extent cx="2286000" cy="2286000"/>
+            <wp:extent cx="2286000" cy="2209800"/>
             <wp:effectExtent b="0" l="0" r="0" t="0"/>
             <wp:docPr descr="" title="" id="49" name="Picture"/>
             <a:graphic>
@@ -4296,7 +4281,7 @@
                   <pic:spPr bwMode="auto">
                     <a:xfrm>
                       <a:off x="0" y="0"/>
-                      <a:ext cx="2286000" cy="2286000"/>
+                      <a:ext cx="2286000" cy="2209800"/>
                     </a:xfrm>
                     <a:prstGeom prst="rect">
                       <a:avLst/>
@@ -4636,7 +4621,7 @@
                     <a:graphicData uri="http://schemas.openxmlformats.org/drawingml/2006/picture">
                       <pic:pic>
                         <pic:nvPicPr>
-                          <pic:cNvPr descr="/Applications/Positron.app/Contents/Resources/app/quarto/share/formats/docx/tip.png" id="54" name="Picture"/>
+                          <pic:cNvPr descr="/opt/quarto/share/formats/docx/tip.png" id="54" name="Picture"/>
                           <pic:cNvPicPr>
                             <a:picLocks noChangeArrowheads="1" noChangeAspect="1"/>
                           </pic:cNvPicPr>
@@ -4772,7 +4757,7 @@
                     <a:graphicData uri="http://schemas.openxmlformats.org/drawingml/2006/picture">
                       <pic:pic>
                         <pic:nvPicPr>
-                          <pic:cNvPr descr="/Applications/Positron.app/Contents/Resources/app/quarto/share/formats/docx/note.png" id="57" name="Picture"/>
+                          <pic:cNvPr descr="/opt/quarto/share/formats/docx/note.png" id="57" name="Picture"/>
                           <pic:cNvPicPr>
                             <a:picLocks noChangeArrowheads="1" noChangeAspect="1"/>
                           </pic:cNvPicPr>
@@ -5517,7 +5502,7 @@
                     <a:graphicData uri="http://schemas.openxmlformats.org/drawingml/2006/picture">
                       <pic:pic>
                         <pic:nvPicPr>
-                          <pic:cNvPr descr="/Applications/Positron.app/Contents/Resources/app/quarto/share/formats/docx/important.png" id="61" name="Picture"/>
+                          <pic:cNvPr descr="/opt/quarto/share/formats/docx/important.png" id="61" name="Picture"/>
                           <pic:cNvPicPr>
                             <a:picLocks noChangeArrowheads="1" noChangeAspect="1"/>
                           </pic:cNvPicPr>
@@ -6149,7 +6134,7 @@
       <w:r>
         <w:drawing>
           <wp:inline>
-            <wp:extent cx="2286000" cy="2286000"/>
+            <wp:extent cx="2286000" cy="2209800"/>
             <wp:effectExtent b="0" l="0" r="0" t="0"/>
             <wp:docPr descr="" title="" id="64" name="Picture"/>
             <a:graphic>
@@ -6170,7 +6155,7 @@
                   <pic:spPr bwMode="auto">
                     <a:xfrm>
                       <a:off x="0" y="0"/>
-                      <a:ext cx="2286000" cy="2286000"/>
+                      <a:ext cx="2286000" cy="2209800"/>
                     </a:xfrm>
                     <a:prstGeom prst="rect">
                       <a:avLst/>
@@ -6437,7 +6422,7 @@
                     <a:graphicData uri="http://schemas.openxmlformats.org/drawingml/2006/picture">
                       <pic:pic>
                         <pic:nvPicPr>
-                          <pic:cNvPr descr="/Applications/Positron.app/Contents/Resources/app/quarto/share/formats/docx/tip.png" id="69" name="Picture"/>
+                          <pic:cNvPr descr="/opt/quarto/share/formats/docx/tip.png" id="69" name="Picture"/>
                           <pic:cNvPicPr>
                             <a:picLocks noChangeArrowheads="1" noChangeAspect="1"/>
                           </pic:cNvPicPr>
@@ -7074,7 +7059,7 @@
                     <a:graphicData uri="http://schemas.openxmlformats.org/drawingml/2006/picture">
                       <pic:pic>
                         <pic:nvPicPr>
-                          <pic:cNvPr descr="/Applications/Positron.app/Contents/Resources/app/quarto/share/formats/docx/note.png" id="75" name="Picture"/>
+                          <pic:cNvPr descr="/opt/quarto/share/formats/docx/note.png" id="75" name="Picture"/>
                           <pic:cNvPicPr>
                             <a:picLocks noChangeArrowheads="1" noChangeAspect="1"/>
                           </pic:cNvPicPr>
@@ -7212,7 +7197,7 @@
                     <a:graphicData uri="http://schemas.openxmlformats.org/drawingml/2006/picture">
                       <pic:pic>
                         <pic:nvPicPr>
-                          <pic:cNvPr descr="/Applications/Positron.app/Contents/Resources/app/quarto/share/formats/docx/note.png" id="78" name="Picture"/>
+                          <pic:cNvPr descr="/opt/quarto/share/formats/docx/note.png" id="78" name="Picture"/>
                           <pic:cNvPicPr>
                             <a:picLocks noChangeArrowheads="1" noChangeAspect="1"/>
                           </pic:cNvPicPr>
@@ -7748,7 +7733,7 @@
       <w:r>
         <w:drawing>
           <wp:inline>
-            <wp:extent cx="2286000" cy="2286000"/>
+            <wp:extent cx="2286000" cy="2209800"/>
             <wp:effectExtent b="0" l="0" r="0" t="0"/>
             <wp:docPr descr="" title="" id="80" name="Picture"/>
             <a:graphic>
@@ -7769,7 +7754,7 @@
                   <pic:spPr bwMode="auto">
                     <a:xfrm>
                       <a:off x="0" y="0"/>
-                      <a:ext cx="2286000" cy="2286000"/>
+                      <a:ext cx="2286000" cy="2209800"/>
                     </a:xfrm>
                     <a:prstGeom prst="rect">
                       <a:avLst/>

--- a/docs/content/mapping/mapping_lecture.docx
+++ b/docs/content/mapping/mapping_lecture.docx
@@ -31,7 +31,7 @@
         <w:pStyle w:val="Date"/>
       </w:pPr>
       <w:r>
-        <w:t xml:space="preserve">2026-10-05</w:t>
+        <w:t xml:space="preserve">2026-10-08</w:t>
       </w:r>
     </w:p>
     <w:bookmarkStart w:id="12" w:name="where-we-left-off-factors-joins"/>
@@ -158,7 +158,7 @@
                     <a:graphicData uri="http://schemas.openxmlformats.org/drawingml/2006/picture">
                       <pic:pic>
                         <pic:nvPicPr>
-                          <pic:cNvPr descr="/opt/quarto/share/formats/docx/note.png" id="11" name="Picture"/>
+                          <pic:cNvPr descr="/Applications/Positron.app/Contents/Resources/app/quarto/share/formats/docx/note.png" id="11" name="Picture"/>
                           <pic:cNvPicPr>
                             <a:picLocks noChangeArrowheads="1" noChangeAspect="1"/>
                           </pic:cNvPicPr>
@@ -682,7 +682,7 @@
                     <a:graphicData uri="http://schemas.openxmlformats.org/drawingml/2006/picture">
                       <pic:pic>
                         <pic:nvPicPr>
-                          <pic:cNvPr descr="/opt/quarto/share/formats/docx/tip.png" id="17" name="Picture"/>
+                          <pic:cNvPr descr="/Applications/Positron.app/Contents/Resources/app/quarto/share/formats/docx/tip.png" id="17" name="Picture"/>
                           <pic:cNvPicPr>
                             <a:picLocks noChangeArrowheads="1" noChangeAspect="1"/>
                           </pic:cNvPicPr>
@@ -949,7 +949,7 @@
                     <a:graphicData uri="http://schemas.openxmlformats.org/drawingml/2006/picture">
                       <pic:pic>
                         <pic:nvPicPr>
-                          <pic:cNvPr descr="/opt/quarto/share/formats/docx/note.png" id="20" name="Picture"/>
+                          <pic:cNvPr descr="/Applications/Positron.app/Contents/Resources/app/quarto/share/formats/docx/note.png" id="20" name="Picture"/>
                           <pic:cNvPicPr>
                             <a:picLocks noChangeArrowheads="1" noChangeAspect="1"/>
                           </pic:cNvPicPr>
@@ -1198,7 +1198,7 @@
                     <a:graphicData uri="http://schemas.openxmlformats.org/drawingml/2006/picture">
                       <pic:pic>
                         <pic:nvPicPr>
-                          <pic:cNvPr descr="/opt/quarto/share/formats/docx/tip.png" id="23" name="Picture"/>
+                          <pic:cNvPr descr="/Applications/Positron.app/Contents/Resources/app/quarto/share/formats/docx/tip.png" id="23" name="Picture"/>
                           <pic:cNvPicPr>
                             <a:picLocks noChangeArrowheads="1" noChangeAspect="1"/>
                           </pic:cNvPicPr>
@@ -1432,7 +1432,7 @@
                     <a:graphicData uri="http://schemas.openxmlformats.org/drawingml/2006/picture">
                       <pic:pic>
                         <pic:nvPicPr>
-                          <pic:cNvPr descr="/opt/quarto/share/formats/docx/note.png" id="26" name="Picture"/>
+                          <pic:cNvPr descr="/Applications/Positron.app/Contents/Resources/app/quarto/share/formats/docx/note.png" id="26" name="Picture"/>
                           <pic:cNvPicPr>
                             <a:picLocks noChangeArrowheads="1" noChangeAspect="1"/>
                           </pic:cNvPicPr>
@@ -2375,7 +2375,7 @@
                     <a:graphicData uri="http://schemas.openxmlformats.org/drawingml/2006/picture">
                       <pic:pic>
                         <pic:nvPicPr>
-                          <pic:cNvPr descr="/opt/quarto/share/formats/docx/warning.png" id="31" name="Picture"/>
+                          <pic:cNvPr descr="/Applications/Positron.app/Contents/Resources/app/quarto/share/formats/docx/warning.png" id="31" name="Picture"/>
                           <pic:cNvPicPr>
                             <a:picLocks noChangeArrowheads="1" noChangeAspect="1"/>
                           </pic:cNvPicPr>
@@ -2560,7 +2560,7 @@
                     <a:graphicData uri="http://schemas.openxmlformats.org/drawingml/2006/picture">
                       <pic:pic>
                         <pic:nvPicPr>
-                          <pic:cNvPr descr="/opt/quarto/share/formats/docx/note.png" id="34" name="Picture"/>
+                          <pic:cNvPr descr="/Applications/Positron.app/Contents/Resources/app/quarto/share/formats/docx/note.png" id="34" name="Picture"/>
                           <pic:cNvPicPr>
                             <a:picLocks noChangeArrowheads="1" noChangeAspect="1"/>
                           </pic:cNvPicPr>
@@ -3170,7 +3170,7 @@
                     <a:graphicData uri="http://schemas.openxmlformats.org/drawingml/2006/picture">
                       <pic:pic>
                         <pic:nvPicPr>
-                          <pic:cNvPr descr="/opt/quarto/share/formats/docx/tip.png" id="41" name="Picture"/>
+                          <pic:cNvPr descr="/Applications/Positron.app/Contents/Resources/app/quarto/share/formats/docx/tip.png" id="41" name="Picture"/>
                           <pic:cNvPicPr>
                             <a:picLocks noChangeArrowheads="1" noChangeAspect="1"/>
                           </pic:cNvPicPr>
@@ -3688,7 +3688,7 @@
                     <a:graphicData uri="http://schemas.openxmlformats.org/drawingml/2006/picture">
                       <pic:pic>
                         <pic:nvPicPr>
-                          <pic:cNvPr descr="/opt/quarto/share/formats/docx/note.png" id="44" name="Picture"/>
+                          <pic:cNvPr descr="/Applications/Positron.app/Contents/Resources/app/quarto/share/formats/docx/note.png" id="44" name="Picture"/>
                           <pic:cNvPicPr>
                             <a:picLocks noChangeArrowheads="1" noChangeAspect="1"/>
                           </pic:cNvPicPr>
@@ -3829,7 +3829,7 @@
                     <a:graphicData uri="http://schemas.openxmlformats.org/drawingml/2006/picture">
                       <pic:pic>
                         <pic:nvPicPr>
-                          <pic:cNvPr descr="/opt/quarto/share/formats/docx/note.png" id="47" name="Picture"/>
+                          <pic:cNvPr descr="/Applications/Positron.app/Contents/Resources/app/quarto/share/formats/docx/note.png" id="47" name="Picture"/>
                           <pic:cNvPicPr>
                             <a:picLocks noChangeArrowheads="1" noChangeAspect="1"/>
                           </pic:cNvPicPr>
@@ -4621,7 +4621,7 @@
                     <a:graphicData uri="http://schemas.openxmlformats.org/drawingml/2006/picture">
                       <pic:pic>
                         <pic:nvPicPr>
-                          <pic:cNvPr descr="/opt/quarto/share/formats/docx/tip.png" id="54" name="Picture"/>
+                          <pic:cNvPr descr="/Applications/Positron.app/Contents/Resources/app/quarto/share/formats/docx/tip.png" id="54" name="Picture"/>
                           <pic:cNvPicPr>
                             <a:picLocks noChangeArrowheads="1" noChangeAspect="1"/>
                           </pic:cNvPicPr>
@@ -4757,7 +4757,7 @@
                     <a:graphicData uri="http://schemas.openxmlformats.org/drawingml/2006/picture">
                       <pic:pic>
                         <pic:nvPicPr>
-                          <pic:cNvPr descr="/opt/quarto/share/formats/docx/note.png" id="57" name="Picture"/>
+                          <pic:cNvPr descr="/Applications/Positron.app/Contents/Resources/app/quarto/share/formats/docx/note.png" id="57" name="Picture"/>
                           <pic:cNvPicPr>
                             <a:picLocks noChangeArrowheads="1" noChangeAspect="1"/>
                           </pic:cNvPicPr>
@@ -5502,7 +5502,7 @@
                     <a:graphicData uri="http://schemas.openxmlformats.org/drawingml/2006/picture">
                       <pic:pic>
                         <pic:nvPicPr>
-                          <pic:cNvPr descr="/opt/quarto/share/formats/docx/important.png" id="61" name="Picture"/>
+                          <pic:cNvPr descr="/Applications/Positron.app/Contents/Resources/app/quarto/share/formats/docx/important.png" id="61" name="Picture"/>
                           <pic:cNvPicPr>
                             <a:picLocks noChangeArrowheads="1" noChangeAspect="1"/>
                           </pic:cNvPicPr>
@@ -6422,7 +6422,7 @@
                     <a:graphicData uri="http://schemas.openxmlformats.org/drawingml/2006/picture">
                       <pic:pic>
                         <pic:nvPicPr>
-                          <pic:cNvPr descr="/opt/quarto/share/formats/docx/tip.png" id="69" name="Picture"/>
+                          <pic:cNvPr descr="/Applications/Positron.app/Contents/Resources/app/quarto/share/formats/docx/tip.png" id="69" name="Picture"/>
                           <pic:cNvPicPr>
                             <a:picLocks noChangeArrowheads="1" noChangeAspect="1"/>
                           </pic:cNvPicPr>
@@ -7059,7 +7059,7 @@
                     <a:graphicData uri="http://schemas.openxmlformats.org/drawingml/2006/picture">
                       <pic:pic>
                         <pic:nvPicPr>
-                          <pic:cNvPr descr="/opt/quarto/share/formats/docx/note.png" id="75" name="Picture"/>
+                          <pic:cNvPr descr="/Applications/Positron.app/Contents/Resources/app/quarto/share/formats/docx/note.png" id="75" name="Picture"/>
                           <pic:cNvPicPr>
                             <a:picLocks noChangeArrowheads="1" noChangeAspect="1"/>
                           </pic:cNvPicPr>
@@ -7197,7 +7197,7 @@
                     <a:graphicData uri="http://schemas.openxmlformats.org/drawingml/2006/picture">
                       <pic:pic>
                         <pic:nvPicPr>
-                          <pic:cNvPr descr="/opt/quarto/share/formats/docx/note.png" id="78" name="Picture"/>
+                          <pic:cNvPr descr="/Applications/Positron.app/Contents/Resources/app/quarto/share/formats/docx/note.png" id="78" name="Picture"/>
                           <pic:cNvPicPr>
                             <a:picLocks noChangeArrowheads="1" noChangeAspect="1"/>
                           </pic:cNvPicPr>

--- a/docs/content/mapping/mapping_lecture.docx
+++ b/docs/content/mapping/mapping_lecture.docx
@@ -31,7 +31,7 @@
         <w:pStyle w:val="Date"/>
       </w:pPr>
       <w:r>
-        <w:t xml:space="preserve">2026-10-08</w:t>
+        <w:t xml:space="preserve">2026-10-09</w:t>
       </w:r>
     </w:p>
     <w:bookmarkStart w:id="12" w:name="where-we-left-off-factors-joins"/>

--- a/docs/content/mapping/mapping_lecture.docx
+++ b/docs/content/mapping/mapping_lecture.docx
@@ -31,7 +31,7 @@
         <w:pStyle w:val="Date"/>
       </w:pPr>
       <w:r>
-        <w:t xml:space="preserve">2026-10-09</w:t>
+        <w:t xml:space="preserve">2026-10-19</w:t>
       </w:r>
     </w:p>
     <w:bookmarkStart w:id="12" w:name="where-we-left-off-factors-joins"/>

--- a/docs/content/mapping/mapping_lecture.docx
+++ b/docs/content/mapping/mapping_lecture.docx
@@ -5199,480 +5199,7 @@
       </w:r>
     </w:p>
     <w:bookmarkEnd w:id="58"/>
-    <w:bookmarkStart w:id="62" w:name="live-demo-watch-it-break-a-blank-map"/>
-    <w:p>
-      <w:pPr>
-        <w:pStyle w:val="Heading1"/>
-      </w:pPr>
-      <w:r>
-        <w:t xml:space="preserve">Live Demo — Watch It Break (a blank map)</w:t>
-      </w:r>
-    </w:p>
-    <w:p>
-      <w:pPr>
-        <w:pStyle w:val="FirstParagraph"/>
-      </w:pPr>
-      <w:r>
-        <w:t xml:space="preserve">If I</w:t>
-      </w:r>
-      <w:r>
-        <w:t xml:space="preserve"> </w:t>
-      </w:r>
-      <w:r>
-        <w:rPr>
-          <w:b/>
-          <w:bCs/>
-        </w:rPr>
-        <w:t xml:space="preserve">skip</w:t>
-      </w:r>
-      <w:r>
-        <w:t xml:space="preserve"> </w:t>
-      </w:r>
-      <w:r>
-        <w:t xml:space="preserve">the lowercase step, the join keys don’t match —</w:t>
-      </w:r>
-      <w:r>
-        <w:t xml:space="preserve"> </w:t>
-      </w:r>
-      <w:r>
-        <w:rPr>
-          <w:rStyle w:val="VerbatimChar"/>
-        </w:rPr>
-        <w:t xml:space="preserve">"Washington"</w:t>
-      </w:r>
-      <w:r>
-        <w:t xml:space="preserve"> </w:t>
-      </w:r>
-      <w:r>
-        <w:t xml:space="preserve">≠</w:t>
-      </w:r>
-      <w:r>
-        <w:t xml:space="preserve"> </w:t>
-      </w:r>
-      <w:r>
-        <w:rPr>
-          <w:rStyle w:val="VerbatimChar"/>
-        </w:rPr>
-        <w:t xml:space="preserve">"washington"</w:t>
-      </w:r>
-      <w:r>
-        <w:t xml:space="preserve">:</w:t>
-      </w:r>
-    </w:p>
-    <w:p>
-      <w:pPr>
-        <w:pStyle w:val="SourceCode"/>
-      </w:pPr>
-      <w:r>
-        <w:rPr>
-          <w:rStyle w:val="NormalTok"/>
-        </w:rPr>
-        <w:t xml:space="preserve">states_sf </w:t>
-      </w:r>
-      <w:r>
-        <w:rPr>
-          <w:rStyle w:val="SpecialCharTok"/>
-        </w:rPr>
-        <w:t xml:space="preserve">%&gt;%</w:t>
-      </w:r>
-      <w:r>
-        <w:br/>
-      </w:r>
-      <w:r>
-        <w:rPr>
-          <w:rStyle w:val="NormalTok"/>
-        </w:rPr>
-        <w:t xml:space="preserve">  </w:t>
-      </w:r>
-      <w:r>
-        <w:rPr>
-          <w:rStyle w:val="FunctionTok"/>
-        </w:rPr>
-        <w:t xml:space="preserve">mutate</w:t>
-      </w:r>
-      <w:r>
-        <w:rPr>
-          <w:rStyle w:val="NormalTok"/>
-        </w:rPr>
-        <w:t xml:space="preserve">(</w:t>
-      </w:r>
-      <w:r>
-        <w:rPr>
-          <w:rStyle w:val="AttributeTok"/>
-        </w:rPr>
-        <w:t xml:space="preserve">state =</w:t>
-      </w:r>
-      <w:r>
-        <w:rPr>
-          <w:rStyle w:val="NormalTok"/>
-        </w:rPr>
-        <w:t xml:space="preserve"> ID) </w:t>
-      </w:r>
-      <w:r>
-        <w:rPr>
-          <w:rStyle w:val="SpecialCharTok"/>
-        </w:rPr>
-        <w:t xml:space="preserve">%&gt;%</w:t>
-      </w:r>
-      <w:r>
-        <w:br/>
-      </w:r>
-      <w:r>
-        <w:rPr>
-          <w:rStyle w:val="NormalTok"/>
-        </w:rPr>
-        <w:t xml:space="preserve">  </w:t>
-      </w:r>
-      <w:r>
-        <w:rPr>
-          <w:rStyle w:val="CommentTok"/>
-        </w:rPr>
-        <w:t xml:space="preserve"># "Washington" vs "washington"</w:t>
-      </w:r>
-      <w:r>
-        <w:br/>
-      </w:r>
-      <w:r>
-        <w:rPr>
-          <w:rStyle w:val="NormalTok"/>
-        </w:rPr>
-        <w:t xml:space="preserve">  </w:t>
-      </w:r>
-      <w:r>
-        <w:rPr>
-          <w:rStyle w:val="FunctionTok"/>
-        </w:rPr>
-        <w:t xml:space="preserve">left_join</w:t>
-      </w:r>
-      <w:r>
-        <w:rPr>
-          <w:rStyle w:val="NormalTok"/>
-        </w:rPr>
-        <w:t xml:space="preserve">(</w:t>
-      </w:r>
-      <w:r>
-        <w:rPr>
-          <w:rStyle w:val="FunctionTok"/>
-        </w:rPr>
-        <w:t xml:space="preserve">count</w:t>
-      </w:r>
-      <w:r>
-        <w:rPr>
-          <w:rStyle w:val="NormalTok"/>
-        </w:rPr>
-        <w:t xml:space="preserve">(bigfoot_df, state), </w:t>
-      </w:r>
-      <w:r>
-        <w:rPr>
-          <w:rStyle w:val="AttributeTok"/>
-        </w:rPr>
-        <w:t xml:space="preserve">by =</w:t>
-      </w:r>
-      <w:r>
-        <w:rPr>
-          <w:rStyle w:val="NormalTok"/>
-        </w:rPr>
-        <w:t xml:space="preserve"> </w:t>
-      </w:r>
-      <w:r>
-        <w:rPr>
-          <w:rStyle w:val="StringTok"/>
-        </w:rPr>
-        <w:t xml:space="preserve">"state"</w:t>
-      </w:r>
-      <w:r>
-        <w:rPr>
-          <w:rStyle w:val="NormalTok"/>
-        </w:rPr>
-        <w:t xml:space="preserve">)</w:t>
-      </w:r>
-    </w:p>
-    <w:p>
-      <w:pPr>
-        <w:pStyle w:val="FirstParagraph"/>
-      </w:pPr>
-      <w:r>
-        <w:t xml:space="preserve">Every state gets</w:t>
-      </w:r>
-      <w:r>
-        <w:t xml:space="preserve"> </w:t>
-      </w:r>
-      <w:r>
-        <w:rPr>
-          <w:rStyle w:val="VerbatimChar"/>
-        </w:rPr>
-        <w:t xml:space="preserve">NA</w:t>
-      </w:r>
-      <w:r>
-        <w:t xml:space="preserve"> </w:t>
-      </w:r>
-      <w:r>
-        <w:t xml:space="preserve">sightings → the whole map renders</w:t>
-      </w:r>
-      <w:r>
-        <w:t xml:space="preserve"> </w:t>
-      </w:r>
-      <w:r>
-        <w:rPr>
-          <w:b/>
-          <w:bCs/>
-        </w:rPr>
-        <w:t xml:space="preserve">grey</w:t>
-      </w:r>
-      <w:r>
-        <w:t xml:space="preserve">. No error, just a blank choropleth.</w:t>
-      </w:r>
-    </w:p>
-    <w:p>
-      <w:pPr>
-        <w:pStyle w:val="BodyText"/>
-      </w:pPr>
-      <w:r>
-        <w:t xml:space="preserve">The fix — make both keys the</w:t>
-      </w:r>
-      <w:r>
-        <w:t xml:space="preserve"> </w:t>
-      </w:r>
-      <w:r>
-        <w:rPr>
-          <w:b/>
-          <w:bCs/>
-        </w:rPr>
-        <w:t xml:space="preserve">same case</w:t>
-      </w:r>
-      <w:r>
-        <w:t xml:space="preserve"> </w:t>
-      </w:r>
-      <w:r>
-        <w:t xml:space="preserve">before joining (</w:t>
-      </w:r>
-      <w:r>
-        <w:rPr>
-          <w:rStyle w:val="VerbatimChar"/>
-        </w:rPr>
-        <w:t xml:space="preserve">str_to_lower()</w:t>
-      </w:r>
-      <w:r>
-        <w:t xml:space="preserve">).</w:t>
-      </w:r>
-    </w:p>
-    <w:tbl>
-      <w:tblPr>
-        <w:tblStyle w:val="Table"/>
-        <w:tblLook w:firstRow="0" w:lastRow="0" w:firstColumn="0" w:lastColumn="0" w:noHBand="0" w:noVBand="0" w:val="0000"/>
-        <w:tblBorders>
-          <w:top w:val="single" w:sz="4" w:space="0" w:color="CC1914"/>
-          <w:left w:val="single" w:sz="24" w:space="0" w:color="CC1914"/>
-          <w:bottom w:val="single" w:sz="4" w:space="0" w:color="CC1914"/>
-          <w:right w:val="single" w:sz="4" w:space="0" w:color="CC1914"/>
-        </w:tblBorders>
-        <w:tblCellMar>
-          <w:left w:w="144" w:type="dxa"/>
-          <w:right w:w="144" w:type="dxa"/>
-        </w:tblCellMar>
-        <w:tblLook w:firstRow="0" w:lastRow="0" w:firstColumn="0" w:lastColumn="0" w:noHBand="0" w:noVBand="0" w:val="0000"/>
-      </w:tblPr>
-      <w:tr>
-        <w:trPr>
-          <w:cantSplit/>
-        </w:trPr>
-        <w:tc>
-          <w:tcPr>
-            <w:shd w:color="auto" w:fill="f7dddc" w:val="clear"/>
-            <w:tcMar>
-              <w:top w:w="92" w:type="dxa"/>
-              <w:bottom w:w="92" w:type="dxa"/>
-            </w:tcMar>
-          </w:tcPr>
-          <w:p>
-            <w:pPr>
-              <w:pStyle w:val="BodyText"/>
-            </w:pPr>
-            <w:pPr>
-              <w:spacing w:before="0" w:after="0"/>
-              <w:textAlignment w:val="center"/>
-            </w:pPr>
-            <w:r>
-              <w:drawing>
-                <wp:inline>
-                  <wp:extent cx="152400" cy="152400"/>
-                  <wp:effectExtent b="0" l="0" r="0" t="0"/>
-                  <wp:docPr descr="" title="" id="60" name="Picture"/>
-                  <a:graphic>
-                    <a:graphicData uri="http://schemas.openxmlformats.org/drawingml/2006/picture">
-                      <pic:pic>
-                        <pic:nvPicPr>
-                          <pic:cNvPr descr="/Applications/Positron.app/Contents/Resources/app/quarto/share/formats/docx/important.png" id="61" name="Picture"/>
-                          <pic:cNvPicPr>
-                            <a:picLocks noChangeArrowheads="1" noChangeAspect="1"/>
-                          </pic:cNvPicPr>
-                        </pic:nvPicPr>
-                        <pic:blipFill>
-                          <a:blip r:embed="rId59"/>
-                          <a:stretch>
-                            <a:fillRect/>
-                          </a:stretch>
-                        </pic:blipFill>
-                        <pic:spPr bwMode="auto">
-                          <a:xfrm>
-                            <a:off x="0" y="0"/>
-                            <a:ext cx="152400" cy="152400"/>
-                          </a:xfrm>
-                          <a:prstGeom prst="rect">
-                            <a:avLst/>
-                          </a:prstGeom>
-                          <a:noFill/>
-                          <a:ln w="9525">
-                            <a:noFill/>
-                            <a:headEnd/>
-                            <a:tailEnd/>
-                          </a:ln>
-                        </pic:spPr>
-                      </pic:pic>
-                    </a:graphicData>
-                  </a:graphic>
-                </wp:inline>
-              </w:drawing>
-            </w:r>
-            <w:r>
-              <w:t xml:space="preserve"> </w:t>
-            </w:r>
-            <w:r>
-              <w:t xml:space="preserve"> </w:t>
-            </w:r>
-            <w:r>
-              <w:t xml:space="preserve">Important</w:t>
-            </w:r>
-          </w:p>
-        </w:tc>
-      </w:tr>
-      <w:tr>
-        <w:trPr>
-          <w:cantSplit/>
-        </w:trPr>
-        <w:tc>
-          <w:tcPr>
-            <w:tcMar>
-              <w:top w:w="108" w:type="dxa"/>
-              <w:bottom w:w="108" w:type="dxa"/>
-            </w:tcMar>
-          </w:tcPr>
-          <w:p>
-            <w:pPr>
-              <w:pStyle w:val="BodyText"/>
-            </w:pPr>
-            <w:pPr>
-              <w:spacing w:before="16"/>
-            </w:pPr>
-            <w:r>
-              <w:rPr>
-                <w:b/>
-                <w:bCs/>
-              </w:rPr>
-              <w:t xml:space="preserve">✅ Why show a blank choropleth?</w:t>
-            </w:r>
-          </w:p>
-          <w:p>
-            <w:pPr>
-              <w:pStyle w:val="BodyText"/>
-            </w:pPr>
-            <w:pPr>
-              <w:spacing w:after="16"/>
-            </w:pPr>
-            <w:r>
-              <w:rPr>
-                <w:rStyle w:val="VerbatimChar"/>
-              </w:rPr>
-              <w:t xml:space="preserve">left_join()</w:t>
-            </w:r>
-            <w:r>
-              <w:t xml:space="preserve"> </w:t>
-            </w:r>
-            <w:r>
-              <w:t xml:space="preserve">doesn’t know that</w:t>
-            </w:r>
-            <w:r>
-              <w:t xml:space="preserve"> </w:t>
-            </w:r>
-            <w:r>
-              <w:rPr>
-                <w:rStyle w:val="VerbatimChar"/>
-              </w:rPr>
-              <w:t xml:space="preserve">"Washington"</w:t>
-            </w:r>
-            <w:r>
-              <w:t xml:space="preserve"> </w:t>
-            </w:r>
-            <w:r>
-              <w:t xml:space="preserve">and</w:t>
-            </w:r>
-            <w:r>
-              <w:t xml:space="preserve"> </w:t>
-            </w:r>
-            <w:r>
-              <w:rPr>
-                <w:rStyle w:val="VerbatimChar"/>
-              </w:rPr>
-              <w:t xml:space="preserve">"washington"</w:t>
-            </w:r>
-            <w:r>
-              <w:t xml:space="preserve"> </w:t>
-            </w:r>
-            <w:r>
-              <w:t xml:space="preserve">mean the same state — as far as R is concerned they’re two unrelated strings, so every row fails to match and</w:t>
-            </w:r>
-            <w:r>
-              <w:t xml:space="preserve"> </w:t>
-            </w:r>
-            <w:r>
-              <w:rPr>
-                <w:rStyle w:val="VerbatimChar"/>
-              </w:rPr>
-              <w:t xml:space="preserve">sightings</w:t>
-            </w:r>
-            <w:r>
-              <w:t xml:space="preserve"> </w:t>
-            </w:r>
-            <w:r>
-              <w:t xml:space="preserve">comes back</w:t>
-            </w:r>
-            <w:r>
-              <w:t xml:space="preserve"> </w:t>
-            </w:r>
-            <w:r>
-              <w:rPr>
-                <w:rStyle w:val="VerbatimChar"/>
-              </w:rPr>
-              <w:t xml:space="preserve">NA</w:t>
-            </w:r>
-            <w:r>
-              <w:t xml:space="preserve"> </w:t>
-            </w:r>
-            <w:r>
-              <w:t xml:space="preserve">everywhere.</w:t>
-            </w:r>
-            <w:r>
-              <w:t xml:space="preserve"> </w:t>
-            </w:r>
-            <w:r>
-              <w:rPr>
-                <w:rStyle w:val="VerbatimChar"/>
-              </w:rPr>
-              <w:t xml:space="preserve">scale_fill_viridis_c()</w:t>
-            </w:r>
-            <w:r>
-              <w:t xml:space="preserve"> </w:t>
-            </w:r>
-            <w:r>
-              <w:t xml:space="preserve">then has nothing to shade with, and you get a map that ran without a single error yet shows you nothing. Grey-everywhere is the signature of a key-mismatch, not a code bug.</w:t>
-            </w:r>
-          </w:p>
-          <w:p/>
-        </w:tc>
-      </w:tr>
-    </w:tbl>
-    <w:bookmarkEnd w:id="62"/>
-    <w:bookmarkStart w:id="66" w:name="step-2-join-counts-onto-the-map"/>
+    <w:bookmarkStart w:id="62" w:name="step-2-join-counts-onto-the-map"/>
     <w:p>
       <w:pPr>
         <w:pStyle w:val="Heading1"/>
@@ -6136,18 +5663,18 @@
           <wp:inline>
             <wp:extent cx="2286000" cy="2209800"/>
             <wp:effectExtent b="0" l="0" r="0" t="0"/>
-            <wp:docPr descr="" title="" id="64" name="Picture"/>
+            <wp:docPr descr="" title="" id="60" name="Picture"/>
             <a:graphic>
               <a:graphicData uri="http://schemas.openxmlformats.org/drawingml/2006/picture">
                 <pic:pic>
                   <pic:nvPicPr>
-                    <pic:cNvPr descr="mapping_lecture_files/figure-docx/choropleth-13-1.png" id="65" name="Picture"/>
+                    <pic:cNvPr descr="mapping_lecture_files/figure-docx/choropleth-13-1.png" id="61" name="Picture"/>
                     <pic:cNvPicPr>
                       <a:picLocks noChangeArrowheads="1" noChangeAspect="1"/>
                     </pic:cNvPicPr>
                   </pic:nvPicPr>
                   <pic:blipFill>
-                    <a:blip r:embed="rId63"/>
+                    <a:blip r:embed="rId59"/>
                     <a:stretch>
                       <a:fillRect/>
                     </a:stretch>
@@ -6320,8 +5847,8 @@
         <w:t xml:space="preserve">the bar chart.</w:t>
       </w:r>
     </w:p>
-    <w:bookmarkEnd w:id="66"/>
-    <w:bookmarkStart w:id="67" w:name="pause-do-activity-parts-79-now"/>
+    <w:bookmarkEnd w:id="62"/>
+    <w:bookmarkStart w:id="63" w:name="pause-do-activity-parts-79-now"/>
     <w:p>
       <w:pPr>
         <w:pStyle w:val="Heading1"/>
@@ -6338,8 +5865,8 @@
         <w:t xml:space="preserve">Count sightings per state, join them to the map, and shade the choropleth. Predict the top state before you run it.</w:t>
       </w:r>
     </w:p>
-    <w:bookmarkEnd w:id="67"/>
-    <w:bookmarkStart w:id="70" w:name="chunk-4-of-4-polish-explore-day-2"/>
+    <w:bookmarkEnd w:id="63"/>
+    <w:bookmarkStart w:id="66" w:name="chunk-4-of-4-polish-explore-day-2"/>
     <w:p>
       <w:pPr>
         <w:pStyle w:val="Heading1"/>
@@ -6417,12 +5944,12 @@
                 <wp:inline>
                   <wp:extent cx="152400" cy="152400"/>
                   <wp:effectExtent b="0" l="0" r="0" t="0"/>
-                  <wp:docPr descr="" title="" id="68" name="Picture"/>
+                  <wp:docPr descr="" title="" id="64" name="Picture"/>
                   <a:graphic>
                     <a:graphicData uri="http://schemas.openxmlformats.org/drawingml/2006/picture">
                       <pic:pic>
                         <pic:nvPicPr>
-                          <pic:cNvPr descr="/Applications/Positron.app/Contents/Resources/app/quarto/share/formats/docx/tip.png" id="69" name="Picture"/>
+                          <pic:cNvPr descr="/Applications/Positron.app/Contents/Resources/app/quarto/share/formats/docx/tip.png" id="65" name="Picture"/>
                           <pic:cNvPicPr>
                             <a:picLocks noChangeArrowheads="1" noChangeAspect="1"/>
                           </pic:cNvPicPr>
@@ -6502,8 +6029,8 @@
         </w:tc>
       </w:tr>
     </w:tbl>
-    <w:bookmarkEnd w:id="70"/>
-    <w:bookmarkStart w:id="76" w:name="reproject-for-a-proper-us-look-coord_sf"/>
+    <w:bookmarkEnd w:id="66"/>
+    <w:bookmarkStart w:id="72" w:name="reproject-for-a-proper-us-look-coord_sf"/>
     <w:p>
       <w:pPr>
         <w:pStyle w:val="Heading1"/>
@@ -6874,18 +6401,18 @@
           <wp:inline>
             <wp:extent cx="2286000" cy="2286000"/>
             <wp:effectExtent b="0" l="0" r="0" t="0"/>
-            <wp:docPr descr="" title="" id="72" name="Picture"/>
+            <wp:docPr descr="" title="" id="68" name="Picture"/>
             <a:graphic>
               <a:graphicData uri="http://schemas.openxmlformats.org/drawingml/2006/picture">
                 <pic:pic>
                   <pic:nvPicPr>
-                    <pic:cNvPr descr="mapping_lecture_files/figure-docx/albers-13-1.png" id="73" name="Picture"/>
+                    <pic:cNvPr descr="mapping_lecture_files/figure-docx/albers-13-1.png" id="69" name="Picture"/>
                     <pic:cNvPicPr>
                       <a:picLocks noChangeArrowheads="1" noChangeAspect="1"/>
                     </pic:cNvPicPr>
                   </pic:nvPicPr>
                   <pic:blipFill>
-                    <a:blip r:embed="rId71"/>
+                    <a:blip r:embed="rId67"/>
                     <a:stretch>
                       <a:fillRect/>
                     </a:stretch>
@@ -7054,12 +6581,12 @@
                 <wp:inline>
                   <wp:extent cx="152400" cy="152400"/>
                   <wp:effectExtent b="0" l="0" r="0" t="0"/>
-                  <wp:docPr descr="" title="" id="74" name="Picture"/>
+                  <wp:docPr descr="" title="" id="70" name="Picture"/>
                   <a:graphic>
                     <a:graphicData uri="http://schemas.openxmlformats.org/drawingml/2006/picture">
                       <pic:pic>
                         <pic:nvPicPr>
-                          <pic:cNvPr descr="/Applications/Positron.app/Contents/Resources/app/quarto/share/formats/docx/note.png" id="75" name="Picture"/>
+                          <pic:cNvPr descr="/Applications/Positron.app/Contents/Resources/app/quarto/share/formats/docx/note.png" id="71" name="Picture"/>
                           <pic:cNvPicPr>
                             <a:picLocks noChangeArrowheads="1" noChangeAspect="1"/>
                           </pic:cNvPicPr>
@@ -7141,8 +6668,8 @@
         </w:tc>
       </w:tr>
     </w:tbl>
-    <w:bookmarkEnd w:id="76"/>
-    <w:bookmarkStart w:id="82" w:name="explore-sightings-by-season"/>
+    <w:bookmarkEnd w:id="72"/>
+    <w:bookmarkStart w:id="78" w:name="explore-sightings-by-season"/>
     <w:p>
       <w:pPr>
         <w:pStyle w:val="Heading1"/>
@@ -7192,12 +6719,12 @@
                 <wp:inline>
                   <wp:extent cx="152400" cy="152400"/>
                   <wp:effectExtent b="0" l="0" r="0" t="0"/>
-                  <wp:docPr descr="" title="" id="77" name="Picture"/>
+                  <wp:docPr descr="" title="" id="73" name="Picture"/>
                   <a:graphic>
                     <a:graphicData uri="http://schemas.openxmlformats.org/drawingml/2006/picture">
                       <pic:pic>
                         <pic:nvPicPr>
-                          <pic:cNvPr descr="/Applications/Positron.app/Contents/Resources/app/quarto/share/formats/docx/note.png" id="78" name="Picture"/>
+                          <pic:cNvPr descr="/Applications/Positron.app/Contents/Resources/app/quarto/share/formats/docx/note.png" id="74" name="Picture"/>
                           <pic:cNvPicPr>
                             <a:picLocks noChangeArrowheads="1" noChangeAspect="1"/>
                           </pic:cNvPicPr>
@@ -7735,18 +7262,18 @@
           <wp:inline>
             <wp:extent cx="2286000" cy="2209800"/>
             <wp:effectExtent b="0" l="0" r="0" t="0"/>
-            <wp:docPr descr="" title="" id="80" name="Picture"/>
+            <wp:docPr descr="" title="" id="76" name="Picture"/>
             <a:graphic>
               <a:graphicData uri="http://schemas.openxmlformats.org/drawingml/2006/picture">
                 <pic:pic>
                   <pic:nvPicPr>
-                    <pic:cNvPr descr="mapping_lecture_files/figure-docx/season-13-1.png" id="81" name="Picture"/>
+                    <pic:cNvPr descr="mapping_lecture_files/figure-docx/season-13-1.png" id="77" name="Picture"/>
                     <pic:cNvPicPr>
                       <a:picLocks noChangeArrowheads="1" noChangeAspect="1"/>
                     </pic:cNvPicPr>
                   </pic:nvPicPr>
                   <pic:blipFill>
-                    <a:blip r:embed="rId79"/>
+                    <a:blip r:embed="rId75"/>
                     <a:stretch>
                       <a:fillRect/>
                     </a:stretch>
@@ -7834,8 +7361,8 @@
         <w:t xml:space="preserve">point dataset: filter, color, facet</w:t>
       </w:r>
     </w:p>
-    <w:bookmarkEnd w:id="82"/>
-    <w:bookmarkStart w:id="83" w:name="what-we-learned-today"/>
+    <w:bookmarkEnd w:id="78"/>
+    <w:bookmarkStart w:id="79" w:name="what-we-learned-today"/>
     <w:p>
       <w:pPr>
         <w:pStyle w:val="Heading1"/>
@@ -8308,7 +7835,7 @@
         <w:t xml:space="preserve">package and map where it lives — see the activity.</w:t>
       </w:r>
     </w:p>
-    <w:bookmarkEnd w:id="83"/>
+    <w:bookmarkEnd w:id="79"/>
     <w:sectPr>
       <w:pgSz w:h="15840" w:w="12240"/>
       <w:pgMar w:bottom="720" w:footer="432" w:gutter="0" w:header="432" w:left="720" w:right="1008" w:top="720"/>

--- a/docs/content/mapping/mapping_lecture.docx
+++ b/docs/content/mapping/mapping_lecture.docx
@@ -31,7 +31,7 @@
         <w:pStyle w:val="Date"/>
       </w:pPr>
       <w:r>
-        <w:t xml:space="preserve">2026-10-19</w:t>
+        <w:t xml:space="preserve">2026-10-22</w:t>
       </w:r>
     </w:p>
     <w:bookmarkStart w:id="12" w:name="where-we-left-off-factors-joins"/>
